--- a/SharePoint Best Practices for Governance.docx
+++ b/SharePoint Best Practices for Governance.docx
@@ -920,17 +920,9 @@
     </w:p>
     <w:p>
       <w:pPr>
-        <w:pStyle w:val="Heading4"/>
-        <w:rPr>
-          <w:b/>
-          <w:bCs/>
-        </w:rPr>
-      </w:pPr>
-      <w:r>
-        <w:rPr>
-          <w:b/>
-          <w:bCs/>
-        </w:rPr>
+        <w:pStyle w:val="Heading3"/>
+      </w:pPr>
+      <w:r>
         <w:lastRenderedPageBreak/>
         <w:t xml:space="preserve">Prevent Data Loss </w:t>
       </w:r>
@@ -1102,7 +1094,7 @@
     </w:p>
     <w:p>
       <w:pPr>
-        <w:pStyle w:val="Heading2"/>
+        <w:pStyle w:val="Heading3"/>
       </w:pPr>
       <w:r>
         <w:t>Follow access and document management best practices</w:t>
@@ -1118,25 +1110,9 @@
     </w:p>
     <w:p>
       <w:pPr>
-        <w:pStyle w:val="ListParagraph"/>
-        <w:numPr>
-          <w:ilvl w:val="1"/>
-          <w:numId w:val="5"/>
-        </w:numPr>
-        <w:rPr>
-          <w:b/>
-          <w:bCs/>
-          <w:i/>
-          <w:iCs/>
-        </w:rPr>
-      </w:pPr>
-      <w:r>
-        <w:rPr>
-          <w:b/>
-          <w:bCs/>
-          <w:i/>
-          <w:iCs/>
-        </w:rPr>
+        <w:pStyle w:val="Heading4"/>
+      </w:pPr>
+      <w:r>
         <w:t xml:space="preserve">Identify and classify your data </w:t>
       </w:r>
     </w:p>
@@ -1159,25 +1135,9 @@
     </w:p>
     <w:p>
       <w:pPr>
-        <w:pStyle w:val="ListParagraph"/>
-        <w:numPr>
-          <w:ilvl w:val="1"/>
-          <w:numId w:val="5"/>
-        </w:numPr>
-        <w:rPr>
-          <w:b/>
-          <w:bCs/>
-          <w:i/>
-          <w:iCs/>
-        </w:rPr>
-      </w:pPr>
-      <w:r>
-        <w:rPr>
-          <w:b/>
-          <w:bCs/>
-          <w:i/>
-          <w:iCs/>
-        </w:rPr>
+        <w:pStyle w:val="Heading4"/>
+      </w:pPr>
+      <w:r>
         <w:t xml:space="preserve">Tag content with metadata </w:t>
       </w:r>
     </w:p>
@@ -1207,25 +1167,9 @@
     </w:p>
     <w:p>
       <w:pPr>
-        <w:pStyle w:val="ListParagraph"/>
-        <w:numPr>
-          <w:ilvl w:val="1"/>
-          <w:numId w:val="5"/>
-        </w:numPr>
-        <w:rPr>
-          <w:b/>
-          <w:bCs/>
-          <w:i/>
-          <w:iCs/>
-        </w:rPr>
-      </w:pPr>
-      <w:r>
-        <w:rPr>
-          <w:b/>
-          <w:bCs/>
-          <w:i/>
-          <w:iCs/>
-        </w:rPr>
+        <w:pStyle w:val="Heading4"/>
+      </w:pPr>
+      <w:r>
         <w:t xml:space="preserve">Use consistent naming conventions </w:t>
       </w:r>
     </w:p>
@@ -1249,25 +1193,10 @@
     </w:p>
     <w:p>
       <w:pPr>
-        <w:pStyle w:val="ListParagraph"/>
-        <w:numPr>
-          <w:ilvl w:val="1"/>
-          <w:numId w:val="5"/>
-        </w:numPr>
-        <w:rPr>
-          <w:b/>
-          <w:bCs/>
-          <w:i/>
-          <w:iCs/>
-        </w:rPr>
-      </w:pPr>
-      <w:r>
-        <w:rPr>
-          <w:b/>
-          <w:bCs/>
-          <w:i/>
-          <w:iCs/>
-        </w:rPr>
+        <w:pStyle w:val="Heading4"/>
+      </w:pPr>
+      <w:r>
+        <w:lastRenderedPageBreak/>
         <w:t xml:space="preserve">Enable SharePoint document versioning </w:t>
       </w:r>
     </w:p>
@@ -1286,32 +1215,183 @@
         <w:ind w:left="1090"/>
       </w:pPr>
       <w:r>
+        <w:t xml:space="preserve">To control storage use, you should limit how many major and minor versions are to be kept; 10 major and 10 minor versions is often a good choice. </w:t>
+      </w:r>
+    </w:p>
+    <w:p>
+      <w:pPr>
+        <w:pStyle w:val="Heading4"/>
+      </w:pPr>
+      <w:r>
+        <w:t>Manage document check-in/checkout and co-authoring</w:t>
+      </w:r>
+    </w:p>
+    <w:p>
+      <w:pPr>
+        <w:pStyle w:val="ListParagraph"/>
+        <w:ind w:left="1090"/>
+      </w:pPr>
+      <w:r>
+        <w:t xml:space="preserve"> SharePoint allows users to check out documents, which locks the document for editing by the user who checked it out; other users can view the document but cannot make changes. </w:t>
+      </w:r>
+    </w:p>
+    <w:p>
+      <w:pPr>
+        <w:pStyle w:val="ListParagraph"/>
+        <w:ind w:left="1090"/>
+      </w:pPr>
+      <w:r>
+        <w:t xml:space="preserve">Once the user checks the document back in, it becomes available for others to edit. SharePoint also supports co-authoring, which allows multiple users to edit a document simultaneously. </w:t>
+      </w:r>
+    </w:p>
+    <w:p>
+      <w:pPr>
+        <w:pStyle w:val="ListParagraph"/>
+        <w:ind w:left="1090"/>
+      </w:pPr>
+      <w:r>
+        <w:t xml:space="preserve">SharePoint manages the locking and versioning to prevent conflicts. </w:t>
+      </w:r>
+    </w:p>
+    <w:p>
+      <w:pPr>
+        <w:pStyle w:val="Heading4"/>
+      </w:pPr>
+      <w:r>
+        <w:t xml:space="preserve">Manage external sharing </w:t>
+      </w:r>
+    </w:p>
+    <w:p>
+      <w:pPr>
+        <w:pStyle w:val="ListParagraph"/>
+        <w:ind w:left="1090"/>
+      </w:pPr>
+      <w:r>
+        <w:t xml:space="preserve">External sharing gives guest users access rights to your content. SharePoint allows you to set external sharing settings at the organization level, site level and even at the individual document level. It’s important to configure these settings to ensure that external data is shared securely and only with the appropriate individuals or groups. </w:t>
+      </w:r>
+    </w:p>
+    <w:p>
+      <w:r>
+        <w:t xml:space="preserve">Best practices for sharing include: </w:t>
+      </w:r>
+    </w:p>
+    <w:p>
+      <w:pPr>
+        <w:pStyle w:val="ListParagraph"/>
+        <w:ind w:left="1090" w:firstLine="350"/>
+      </w:pPr>
+      <w:r>
+        <w:t xml:space="preserve">▪ Classify your data and determine which types of content can be shared externally. </w:t>
+      </w:r>
+    </w:p>
+    <w:p>
+      <w:pPr>
+        <w:pStyle w:val="ListParagraph"/>
+        <w:ind w:left="1090" w:firstLine="350"/>
+      </w:pPr>
+      <w:r>
+        <w:t xml:space="preserve">▪ Block external sharing unless there is a business reason for it. </w:t>
+      </w:r>
+    </w:p>
+    <w:p>
+      <w:pPr>
+        <w:pStyle w:val="ListParagraph"/>
+        <w:ind w:left="1090" w:firstLine="350"/>
+      </w:pPr>
+      <w:r>
+        <w:t xml:space="preserve">▪ Isolate all sites that permit external sharing into a single site collection. </w:t>
+      </w:r>
+    </w:p>
+    <w:p>
+      <w:pPr>
+        <w:pStyle w:val="ListParagraph"/>
+        <w:ind w:left="1090" w:firstLine="350"/>
+      </w:pPr>
+      <w:r>
+        <w:t xml:space="preserve">▪ Disable anonymous sharing. </w:t>
+      </w:r>
+    </w:p>
+    <w:p>
+      <w:pPr>
+        <w:pStyle w:val="ListParagraph"/>
+        <w:ind w:left="1090" w:firstLine="350"/>
+      </w:pPr>
+      <w:r>
+        <w:t xml:space="preserve">▪ Enable external access expiration. </w:t>
+      </w:r>
+    </w:p>
+    <w:p>
+      <w:pPr>
+        <w:pStyle w:val="ListParagraph"/>
+        <w:ind w:left="1090" w:firstLine="350"/>
+      </w:pPr>
+      <w:r>
+        <w:t xml:space="preserve">▪ Regularly review and update sharing settings. </w:t>
+      </w:r>
+    </w:p>
+    <w:p>
+      <w:pPr>
+        <w:pStyle w:val="Heading4"/>
+      </w:pPr>
+      <w:r>
+        <w:t xml:space="preserve">Establish document retention and deletion policies </w:t>
+      </w:r>
+    </w:p>
+    <w:p>
+      <w:pPr>
+        <w:pStyle w:val="ListParagraph"/>
+        <w:ind w:left="1090"/>
+      </w:pPr>
+      <w:r>
+        <w:t xml:space="preserve">Managing content commonly requires retaining content for a set </w:t>
+      </w:r>
+      <w:proofErr w:type="gramStart"/>
+      <w:r>
+        <w:t>period of time</w:t>
+      </w:r>
+      <w:proofErr w:type="gramEnd"/>
+      <w:r>
+        <w:t xml:space="preserve"> and deleting content permanently at the end of the retention period. You can use both retention policies and retention labels to assign retention settings to content: </w:t>
+      </w:r>
+    </w:p>
+    <w:p>
+      <w:pPr>
+        <w:pStyle w:val="ListParagraph"/>
+        <w:ind w:left="1090"/>
+      </w:pPr>
+      <w:proofErr w:type="gramStart"/>
+      <w:r>
+        <w:t>▪ Retention policies — Use</w:t>
+      </w:r>
+      <w:proofErr w:type="gramEnd"/>
+      <w:r>
+        <w:t xml:space="preserve"> a retention policy to assign the same retention settings for content in a particular SharePoint site or group of sites. </w:t>
+      </w:r>
+    </w:p>
+    <w:p>
+      <w:pPr>
+        <w:pStyle w:val="ListParagraph"/>
+        <w:ind w:left="1090"/>
+      </w:pPr>
+      <w:r>
         <w:lastRenderedPageBreak/>
-        <w:t xml:space="preserve">To control storage use, you should limit how many major and minor versions are to be kept; 10 major and 10 minor versions is often a good choice. </w:t>
-      </w:r>
-    </w:p>
-    <w:p>
-      <w:pPr>
-        <w:pStyle w:val="ListParagraph"/>
-        <w:numPr>
-          <w:ilvl w:val="1"/>
-          <w:numId w:val="5"/>
-        </w:numPr>
-        <w:rPr>
-          <w:b/>
-          <w:bCs/>
-          <w:i/>
-          <w:iCs/>
-        </w:rPr>
-      </w:pPr>
-      <w:r>
-        <w:rPr>
-          <w:b/>
-          <w:bCs/>
-          <w:i/>
-          <w:iCs/>
-        </w:rPr>
-        <w:t>Manage document check-in/checkout and co-authoring</w:t>
+        <w:t xml:space="preserve">You can also apply a retention policy that covers content that meets specific criteria, such as containing </w:t>
+      </w:r>
+      <w:proofErr w:type="gramStart"/>
+      <w:r>
+        <w:t>particular keywords</w:t>
+      </w:r>
+      <w:proofErr w:type="gramEnd"/>
+      <w:r>
+        <w:t xml:space="preserve"> or types of sensitive data. Retention policy settings include Retain only, Delete-only, and </w:t>
+      </w:r>
+      <w:proofErr w:type="gramStart"/>
+      <w:r>
+        <w:t>Retain</w:t>
+      </w:r>
+      <w:proofErr w:type="gramEnd"/>
+      <w:r>
+        <w:t xml:space="preserve"> and then delete. </w:t>
       </w:r>
     </w:p>
     <w:p>
@@ -1319,220 +1399,13 @@
         <w:pStyle w:val="ListParagraph"/>
         <w:ind w:left="1090"/>
       </w:pPr>
-      <w:r>
-        <w:t xml:space="preserve"> SharePoint allows users to check out documents, which locks the document for editing by the user who checked it out; other users can view the document but cannot make changes. </w:t>
-      </w:r>
-    </w:p>
-    <w:p>
-      <w:pPr>
-        <w:pStyle w:val="ListParagraph"/>
-        <w:ind w:left="1090"/>
-      </w:pPr>
-      <w:r>
-        <w:t xml:space="preserve">Once the user checks the document back in, it becomes available for others to edit. SharePoint also supports co-authoring, which allows multiple users to edit a document simultaneously. </w:t>
-      </w:r>
-    </w:p>
-    <w:p>
-      <w:pPr>
-        <w:pStyle w:val="ListParagraph"/>
-        <w:ind w:left="1090"/>
-      </w:pPr>
-      <w:r>
-        <w:t xml:space="preserve">SharePoint manages the locking and versioning to prevent conflicts. </w:t>
-      </w:r>
-    </w:p>
-    <w:p>
-      <w:pPr>
-        <w:pStyle w:val="ListParagraph"/>
-        <w:numPr>
-          <w:ilvl w:val="1"/>
-          <w:numId w:val="5"/>
-        </w:numPr>
-        <w:rPr>
-          <w:b/>
-          <w:bCs/>
-          <w:i/>
-          <w:iCs/>
-        </w:rPr>
-      </w:pPr>
-      <w:r>
-        <w:rPr>
-          <w:b/>
-          <w:bCs/>
-          <w:i/>
-          <w:iCs/>
-        </w:rPr>
-        <w:t xml:space="preserve">Manage external sharing </w:t>
-      </w:r>
-    </w:p>
-    <w:p>
-      <w:pPr>
-        <w:pStyle w:val="ListParagraph"/>
-        <w:ind w:left="1090"/>
-      </w:pPr>
-      <w:r>
-        <w:t xml:space="preserve">External sharing gives guest users access rights to your content. SharePoint allows you to set external sharing settings at the organization level, site level and even at the individual document level. It’s important to configure these settings to ensure that external data is shared securely and only with the appropriate individuals or groups. </w:t>
-      </w:r>
-    </w:p>
-    <w:p>
-      <w:pPr>
-        <w:pStyle w:val="ListParagraph"/>
-        <w:ind w:left="1090"/>
-      </w:pPr>
-      <w:r>
-        <w:t xml:space="preserve">Best practices for sharing include: </w:t>
-      </w:r>
-    </w:p>
-    <w:p>
-      <w:pPr>
-        <w:pStyle w:val="ListParagraph"/>
-        <w:ind w:left="1090" w:firstLine="350"/>
-      </w:pPr>
-      <w:r>
-        <w:t xml:space="preserve">▪ Classify your data and determine which types of content can be shared externally. </w:t>
-      </w:r>
-    </w:p>
-    <w:p>
-      <w:pPr>
-        <w:pStyle w:val="ListParagraph"/>
-        <w:ind w:left="1090" w:firstLine="350"/>
-      </w:pPr>
-      <w:r>
-        <w:t xml:space="preserve">▪ Block external sharing unless there is a business reason for it. </w:t>
-      </w:r>
-    </w:p>
-    <w:p>
-      <w:pPr>
-        <w:pStyle w:val="ListParagraph"/>
-        <w:ind w:left="1090" w:firstLine="350"/>
-      </w:pPr>
-      <w:r>
-        <w:t xml:space="preserve">▪ Isolate all sites that permit external sharing into a single site collection. </w:t>
-      </w:r>
-    </w:p>
-    <w:p>
-      <w:pPr>
-        <w:pStyle w:val="ListParagraph"/>
-        <w:ind w:left="1090" w:firstLine="350"/>
-      </w:pPr>
-      <w:r>
-        <w:t xml:space="preserve">▪ Disable anonymous sharing. </w:t>
-      </w:r>
-    </w:p>
-    <w:p>
-      <w:pPr>
-        <w:pStyle w:val="ListParagraph"/>
-        <w:ind w:left="1090" w:firstLine="350"/>
-      </w:pPr>
-      <w:r>
-        <w:t xml:space="preserve">▪ Enable external access expiration. </w:t>
-      </w:r>
-    </w:p>
-    <w:p>
-      <w:pPr>
-        <w:pStyle w:val="ListParagraph"/>
-        <w:ind w:left="1090" w:firstLine="350"/>
-      </w:pPr>
-      <w:r>
-        <w:t xml:space="preserve">▪ Regularly review and update sharing settings. </w:t>
-      </w:r>
-    </w:p>
-    <w:p>
-      <w:pPr>
-        <w:pStyle w:val="ListParagraph"/>
-        <w:numPr>
-          <w:ilvl w:val="1"/>
-          <w:numId w:val="5"/>
-        </w:numPr>
-        <w:rPr>
-          <w:b/>
-          <w:bCs/>
-          <w:i/>
-          <w:iCs/>
-        </w:rPr>
-      </w:pPr>
-      <w:r>
-        <w:rPr>
-          <w:b/>
-          <w:bCs/>
-          <w:i/>
-          <w:iCs/>
-        </w:rPr>
-        <w:t xml:space="preserve">Establish document retention and deletion policies </w:t>
-      </w:r>
-    </w:p>
-    <w:p>
-      <w:pPr>
-        <w:pStyle w:val="ListParagraph"/>
-        <w:ind w:left="1090"/>
-      </w:pPr>
-      <w:r>
-        <w:t xml:space="preserve">Managing content commonly requires retaining content for a set </w:t>
-      </w:r>
       <w:proofErr w:type="gramStart"/>
       <w:r>
-        <w:t>period of time</w:t>
+        <w:t>▪ Retention labels — Retention</w:t>
       </w:r>
       <w:proofErr w:type="gramEnd"/>
       <w:r>
-        <w:t xml:space="preserve"> and deleting content permanently at the end of the retention period. You can use both retention policies and retention labels to assign retention settings to content: </w:t>
-      </w:r>
-    </w:p>
-    <w:p>
-      <w:pPr>
-        <w:pStyle w:val="ListParagraph"/>
-        <w:ind w:left="1090"/>
-      </w:pPr>
-      <w:proofErr w:type="gramStart"/>
-      <w:r>
-        <w:t>▪ Retention policies — Use</w:t>
-      </w:r>
-      <w:proofErr w:type="gramEnd"/>
-      <w:r>
-        <w:t xml:space="preserve"> a retention policy to assign the same retention settings for content in a particular SharePoint site or group of sites. </w:t>
-      </w:r>
-    </w:p>
-    <w:p>
-      <w:pPr>
-        <w:pStyle w:val="ListParagraph"/>
-        <w:ind w:left="1090"/>
-      </w:pPr>
-      <w:r>
-        <w:t xml:space="preserve">You can also apply a retention policy that covers content that meets specific criteria, such as containing </w:t>
-      </w:r>
-      <w:proofErr w:type="gramStart"/>
-      <w:r>
-        <w:t>particular keywords</w:t>
-      </w:r>
-      <w:proofErr w:type="gramEnd"/>
-      <w:r>
-        <w:t xml:space="preserve"> or types of sensitive data. Retention policy settings include Retain only, Delete-only, and </w:t>
-      </w:r>
-      <w:proofErr w:type="gramStart"/>
-      <w:r>
-        <w:t>Retain</w:t>
-      </w:r>
-      <w:proofErr w:type="gramEnd"/>
-      <w:r>
-        <w:t xml:space="preserve"> and then delete. </w:t>
-      </w:r>
-    </w:p>
-    <w:p>
-      <w:pPr>
-        <w:pStyle w:val="ListParagraph"/>
-        <w:ind w:left="1090"/>
-      </w:pPr>
-      <w:proofErr w:type="gramStart"/>
-      <w:r>
-        <w:t>▪ Retention labels — Retention</w:t>
-      </w:r>
-      <w:proofErr w:type="gramEnd"/>
-      <w:r>
-        <w:t xml:space="preserve"> labels can be used to assign retention settings to a folder, document or other item. Unlike retention policies, retention settings </w:t>
-      </w:r>
-      <w:r>
-        <w:lastRenderedPageBreak/>
-        <w:t xml:space="preserve">from retention labels persist with the content even if it’s copied or moved to a new Microsoft 365 location. </w:t>
+        <w:t xml:space="preserve"> labels can be used to assign retention settings to a folder, document or other item. Unlike retention policies, retention settings from retention labels persist with the content even if it’s copied or moved to a new Microsoft 365 location. </w:t>
       </w:r>
     </w:p>
     <w:p>
@@ -1595,176 +1468,189 @@
     </w:p>
     <w:p>
       <w:pPr>
-        <w:pStyle w:val="ListParagraph"/>
-        <w:numPr>
-          <w:ilvl w:val="1"/>
-          <w:numId w:val="5"/>
-        </w:numPr>
+        <w:pStyle w:val="Heading4"/>
+      </w:pPr>
+      <w:r>
+        <w:t xml:space="preserve">Manage SharePoint storage </w:t>
+      </w:r>
+    </w:p>
+    <w:p>
+      <w:pPr>
+        <w:pStyle w:val="ListParagraph"/>
+        <w:ind w:left="1090"/>
+      </w:pPr>
+      <w:r>
+        <w:t xml:space="preserve">SharePoint is a key collaboration environment for users, so content can grow quickly. </w:t>
+      </w:r>
+      <w:proofErr w:type="gramStart"/>
+      <w:r>
+        <w:t>For on</w:t>
+      </w:r>
+      <w:proofErr w:type="gramEnd"/>
+      <w:r>
+        <w:t xml:space="preserve"> prem installations, storage requirements can be managed as part of the broader enterprise strategy. </w:t>
+      </w:r>
+    </w:p>
+    <w:p>
+      <w:pPr>
+        <w:pStyle w:val="ListParagraph"/>
+        <w:ind w:left="1090"/>
+      </w:pPr>
+      <w:r>
+        <w:t xml:space="preserve">For SharePoint Online, you need to manage your storage in keeping with the requirements of your Microsoft 365 plan and number of licenses. Once your SharePoint storage is full, your SharePoint sites go into read-only mode, so it’s vital to regularly check the storage and usage reports in the admin center. Another best practice is to monitor the Recycle Bin and empty it regularly. </w:t>
+      </w:r>
+    </w:p>
+    <w:p>
+      <w:pPr>
+        <w:pStyle w:val="ListParagraph"/>
+        <w:ind w:left="1090"/>
+      </w:pPr>
+    </w:p>
+    <w:p>
+      <w:pPr>
+        <w:pStyle w:val="Heading1"/>
+        <w:rPr>
+          <w:rStyle w:val="Heading2Char"/>
+        </w:rPr>
+      </w:pPr>
+      <w:r>
+        <w:rPr>
+          <w:rStyle w:val="Heading1Char"/>
+        </w:rPr>
+        <w:t>Automation Use SharePoint workflows</w:t>
+      </w:r>
+      <w:r>
+        <w:rPr>
+          <w:rStyle w:val="Heading2Char"/>
+        </w:rPr>
+        <w:t xml:space="preserve"> </w:t>
+      </w:r>
+    </w:p>
+    <w:p>
+      <w:r>
+        <w:t xml:space="preserve">SharePoint workflows enable you to automate a wide range of tasks, including document review and approval, content publishing and issue tracking. SharePoint workflows can integrate with other Microsoft 365 workloads and third-party applications. </w:t>
+      </w:r>
+    </w:p>
+    <w:p>
+      <w:r>
+        <w:t xml:space="preserve">▪ Plan — Before creating a workflow, it’s important to plan and design it carefully, mapping out the steps and identifying potential bottlenecks or issues. This will help ensure that the workflow is effective and efficient. </w:t>
+      </w:r>
+    </w:p>
+    <w:p>
+      <w:r>
+        <w:lastRenderedPageBreak/>
+        <w:t xml:space="preserve">▪ Customize or build — SharePoint provides built-in approval workflows that allow users to submit content for a SharePoint site and designated personnel to approve or reject the submission. </w:t>
+      </w:r>
+    </w:p>
+    <w:p>
+      <w:r>
+        <w:t>You can easily customize these 9 workflows to save time and reduce the risk of errors. You can also use SharePoint Designer or Power Automate to create custom workflows.</w:t>
+      </w:r>
+    </w:p>
+    <w:p>
+      <w:r>
+        <w:t xml:space="preserve"> ▪ Test — Before deploying a workflow, it’s important to test it thoroughly to ensure that it functions as expected. This can help identify any issues or errors that need to be addressed before the workflow is put into production. </w:t>
+      </w:r>
+    </w:p>
+    <w:p>
+      <w:r>
+        <w:t xml:space="preserve">▪ Secure — Ensure that users have the appropriate permissions to initiate, participate in and approve workflows. This helps maintain security and prevent unauthorized access. </w:t>
+      </w:r>
+    </w:p>
+    <w:p>
+      <w:pPr>
+        <w:pStyle w:val="Heading1"/>
+      </w:pPr>
+      <w:r>
+        <w:t>Auditing</w:t>
+      </w:r>
+    </w:p>
+    <w:p>
+      <w:r>
+        <w:t xml:space="preserve">Comprehensive auditing is critical to security in both on-prem and cloud SharePoint environments. </w:t>
+      </w:r>
+    </w:p>
+    <w:p>
+      <w:r>
+        <w:t xml:space="preserve">Here are the best practices for each. </w:t>
+      </w:r>
+    </w:p>
+    <w:p>
+      <w:pPr>
+        <w:pStyle w:val="Heading2"/>
+      </w:pPr>
+      <w:r>
+        <w:t xml:space="preserve">Auditing SharePoint Server </w:t>
+      </w:r>
+    </w:p>
+    <w:p>
+      <w:r>
+        <w:t xml:space="preserve">▪ Keep your audit logs separately. Unlike Usage logs, which go into a separate logging database, SharePoint audit logs are stored in the AuditData table inside the content database of the site collection. </w:t>
+      </w:r>
+    </w:p>
+    <w:p>
+      <w:r>
+        <w:t xml:space="preserve">Move your audit logs out of the content databases in a secure centralized location to protect the integrity of the audit logs from intruders and malicious administrators. </w:t>
+      </w:r>
+    </w:p>
+    <w:p>
+      <w:r>
+        <w:t xml:space="preserve">▪ Configure log trimming. Audit logs can quickly expand to fill up your SQL Server. To prevent the audit log from filling the hard drive and degrading the performance of the site collection, enable audit log trimming for site collections with extensive auditing. </w:t>
+      </w:r>
+    </w:p>
+    <w:p>
+      <w:r>
+        <w:t xml:space="preserve">▪ Get alerts about risky activity. Set up alerts on changes to a SharePoint site, such as when a new document is added or modified. The alerts can be sent via email or as </w:t>
+      </w:r>
+      <w:proofErr w:type="gramStart"/>
+      <w:r>
+        <w:t>a notification</w:t>
+      </w:r>
+      <w:proofErr w:type="gramEnd"/>
+      <w:r>
+        <w:t xml:space="preserve"> </w:t>
+      </w:r>
+      <w:proofErr w:type="gramStart"/>
+      <w:r>
+        <w:t>within</w:t>
+      </w:r>
+      <w:proofErr w:type="gramEnd"/>
+      <w:r>
+        <w:t xml:space="preserve"> the SharePoint site. </w:t>
+      </w:r>
+    </w:p>
+    <w:p>
+      <w:r>
+        <w:t xml:space="preserve">To monitor activity in your on-prem SharePoint, take advantage of the various native logs and tools: </w:t>
+      </w:r>
+    </w:p>
+    <w:p>
+      <w:pPr>
         <w:rPr>
           <w:b/>
           <w:bCs/>
-          <w:i/>
-          <w:iCs/>
         </w:rPr>
       </w:pPr>
       <w:r>
         <w:rPr>
           <w:b/>
           <w:bCs/>
-          <w:i/>
-          <w:iCs/>
-        </w:rPr>
-        <w:t xml:space="preserve">Manage SharePoint storage </w:t>
-      </w:r>
-    </w:p>
-    <w:p>
-      <w:pPr>
-        <w:pStyle w:val="ListParagraph"/>
-        <w:ind w:left="1090"/>
-      </w:pPr>
-      <w:r>
-        <w:t xml:space="preserve">SharePoint is a key collaboration environment for users, so content can grow quickly. </w:t>
+        </w:rPr>
+        <w:t xml:space="preserve">IIS logging </w:t>
+      </w:r>
+    </w:p>
+    <w:p>
+      <w:r>
+        <w:lastRenderedPageBreak/>
+        <w:t xml:space="preserve">IIS logs all website activity to SharePoint. While not necessarily the primary data to </w:t>
       </w:r>
       <w:proofErr w:type="gramStart"/>
       <w:r>
-        <w:t>For on</w:t>
+        <w:t>examine for</w:t>
       </w:r>
       <w:proofErr w:type="gramEnd"/>
       <w:r>
-        <w:t xml:space="preserve"> prem installations, storage requirements can be managed as part of the broader enterprise strategy. </w:t>
-      </w:r>
-    </w:p>
-    <w:p>
-      <w:pPr>
-        <w:pStyle w:val="ListParagraph"/>
-        <w:ind w:left="1090"/>
-      </w:pPr>
-      <w:r>
-        <w:t xml:space="preserve">For SharePoint Online, you need to manage your storage in keeping with the requirements of your Microsoft 365 plan and number of licenses. Once your SharePoint storage is full, your SharePoint sites go into read-only mode, so it’s vital to regularly check the storage and usage reports in the admin center. Another best practice is to monitor the Recycle Bin and empty it regularly. </w:t>
-      </w:r>
-    </w:p>
-    <w:p>
-      <w:pPr>
-        <w:pStyle w:val="ListParagraph"/>
-        <w:ind w:left="1090"/>
-      </w:pPr>
-    </w:p>
-    <w:p>
-      <w:pPr>
-        <w:pStyle w:val="Heading1"/>
-        <w:rPr>
-          <w:rStyle w:val="Heading2Char"/>
-        </w:rPr>
-      </w:pPr>
-      <w:r>
-        <w:rPr>
-          <w:rStyle w:val="Heading1Char"/>
-        </w:rPr>
-        <w:t>Automation Use SharePoint workflows</w:t>
-      </w:r>
-      <w:r>
-        <w:rPr>
-          <w:rStyle w:val="Heading2Char"/>
-        </w:rPr>
-        <w:t xml:space="preserve"> </w:t>
-      </w:r>
-    </w:p>
-    <w:p>
-      <w:r>
-        <w:t xml:space="preserve">SharePoint workflows enable you to automate a wide range of tasks, including document review and approval, content publishing and issue tracking. SharePoint workflows can integrate with other Microsoft 365 workloads and third-party applications. </w:t>
-      </w:r>
-    </w:p>
-    <w:p>
-      <w:r>
-        <w:t xml:space="preserve">▪ Plan — Before creating a workflow, it’s important to plan and design it carefully, mapping out the steps and identifying potential bottlenecks or issues. This will help ensure that the workflow is effective and efficient. </w:t>
-      </w:r>
-    </w:p>
-    <w:p>
-      <w:r>
-        <w:t xml:space="preserve">▪ Customize or build — SharePoint provides built-in approval workflows that allow users to submit content for a SharePoint site and designated personnel to approve or reject the submission. </w:t>
-      </w:r>
-    </w:p>
-    <w:p>
-      <w:r>
-        <w:t>You can easily customize these 9 workflows to save time and reduce the risk of errors. You can also use SharePoint Designer or Power Automate to create custom workflows.</w:t>
-      </w:r>
-    </w:p>
-    <w:p>
-      <w:r>
-        <w:t xml:space="preserve"> ▪ Test — Before deploying a workflow, it’s important to test it thoroughly to ensure that it functions as expected. This can help identify any issues or errors that need to be addressed before the workflow is put into production. </w:t>
-      </w:r>
-    </w:p>
-    <w:p>
-      <w:r>
-        <w:lastRenderedPageBreak/>
-        <w:t xml:space="preserve">▪ Secure — Ensure that users have the appropriate permissions to initiate, participate in and approve workflows. This helps maintain security and prevent unauthorized access. </w:t>
-      </w:r>
-    </w:p>
-    <w:p>
-      <w:pPr>
-        <w:pStyle w:val="Heading1"/>
-      </w:pPr>
-      <w:r>
-        <w:t>Auditing</w:t>
-      </w:r>
-    </w:p>
-    <w:p>
-      <w:r>
-        <w:t xml:space="preserve">Comprehensive auditing is critical to security in both on-prem and cloud SharePoint environments. </w:t>
-      </w:r>
-    </w:p>
-    <w:p>
-      <w:r>
-        <w:t xml:space="preserve">Here are the best practices for each. </w:t>
-      </w:r>
-    </w:p>
-    <w:p>
-      <w:pPr>
-        <w:pStyle w:val="Heading2"/>
-      </w:pPr>
-      <w:r>
-        <w:t xml:space="preserve">Auditing SharePoint Server </w:t>
-      </w:r>
-    </w:p>
-    <w:p>
-      <w:r>
-        <w:t xml:space="preserve">▪ Keep your audit logs separately. Unlike Usage logs, which go into a separate logging database, SharePoint audit logs are stored in the AuditData table inside the content database of the site collection. </w:t>
-      </w:r>
-    </w:p>
-    <w:p>
-      <w:r>
-        <w:t xml:space="preserve">Move your audit logs out of the content databases in a secure centralized location to protect the integrity of the audit logs from intruders and malicious administrators. </w:t>
-      </w:r>
-    </w:p>
-    <w:p>
-      <w:r>
-        <w:t xml:space="preserve">▪ Configure log trimming. Audit logs can quickly expand to fill up your SQL Server. To prevent the audit log from filling the hard drive and degrading the performance of the site collection, enable audit log trimming for site collections with extensive auditing. </w:t>
-      </w:r>
-    </w:p>
-    <w:p>
-      <w:r>
-        <w:t xml:space="preserve">▪ Get alerts about risky activity. Set up alerts on changes to a SharePoint site, such as when a new document is added or modified. The alerts can be sent via email or as </w:t>
-      </w:r>
-      <w:proofErr w:type="gramStart"/>
-      <w:r>
-        <w:t>a notification</w:t>
-      </w:r>
-      <w:proofErr w:type="gramEnd"/>
-      <w:r>
-        <w:t xml:space="preserve"> </w:t>
-      </w:r>
-      <w:proofErr w:type="gramStart"/>
-      <w:r>
-        <w:t>within</w:t>
-      </w:r>
-      <w:proofErr w:type="gramEnd"/>
-      <w:r>
-        <w:t xml:space="preserve"> the SharePoint site. </w:t>
-      </w:r>
-    </w:p>
-    <w:p>
-      <w:r>
-        <w:t xml:space="preserve">To monitor activity in your on-prem SharePoint, take advantage of the various native logs and tools: </w:t>
+        <w:t xml:space="preserve"> errors or performance issues, it can provide an indication of issues users are running into, including missing assets or server errors, such as HTTP 500 errors. </w:t>
       </w:r>
     </w:p>
     <w:p>
@@ -1779,20 +1665,12 @@
           <w:b/>
           <w:bCs/>
         </w:rPr>
-        <w:t xml:space="preserve">IIS logging </w:t>
-      </w:r>
-    </w:p>
-    <w:p>
-      <w:r>
-        <w:t xml:space="preserve">IIS logs all website activity to SharePoint. While not necessarily the primary data to </w:t>
-      </w:r>
-      <w:proofErr w:type="gramStart"/>
-      <w:r>
-        <w:t>examine for</w:t>
-      </w:r>
-      <w:proofErr w:type="gramEnd"/>
-      <w:r>
-        <w:t xml:space="preserve"> errors or performance issues, it can provide an indication of issues users are running into, including missing assets or server errors, such as HTTP 500 errors. </w:t>
+        <w:t xml:space="preserve">ULS logging </w:t>
+      </w:r>
+    </w:p>
+    <w:p>
+      <w:r>
+        <w:t xml:space="preserve">ULS is a valuable source of information about your SharePoint farm. This is the core logging mechanism of SharePoint and is often the first place a SharePoint administrator will look for any SharePoint-related errors. </w:t>
       </w:r>
     </w:p>
     <w:p>
@@ -1802,18 +1680,14 @@
           <w:bCs/>
         </w:rPr>
       </w:pPr>
-      <w:r>
+    </w:p>
+    <w:p>
+      <w:pPr>
         <w:rPr>
           <w:b/>
           <w:bCs/>
         </w:rPr>
-        <w:t xml:space="preserve">ULS logging </w:t>
-      </w:r>
-    </w:p>
-    <w:p>
-      <w:r>
-        <w:t xml:space="preserve">ULS is a valuable source of information about your SharePoint farm. This is the core logging mechanism of SharePoint and is often the first place a SharePoint administrator will look for any SharePoint-related errors. </w:t>
-      </w:r>
+      </w:pPr>
     </w:p>
     <w:p>
       <w:pPr>
@@ -1822,14 +1696,18 @@
           <w:bCs/>
         </w:rPr>
       </w:pPr>
-    </w:p>
-    <w:p>
-      <w:pPr>
+      <w:r>
         <w:rPr>
           <w:b/>
           <w:bCs/>
         </w:rPr>
-      </w:pPr>
+        <w:t xml:space="preserve">Event Viewer </w:t>
+      </w:r>
+    </w:p>
+    <w:p>
+      <w:r>
+        <w:t xml:space="preserve">SharePoint stores a limited amount of information in Event Viewer, but it is very useful for service-specific and ASP.Net errors. Generally, Windows services that run SharePoint, such as the SharePoint Timer or SharePoint Administration service, will show any startups or unexpected stops in the System Event log. </w:t>
+      </w:r>
     </w:p>
     <w:p>
       <w:pPr>
@@ -1843,13 +1721,12 @@
           <w:b/>
           <w:bCs/>
         </w:rPr>
-        <w:lastRenderedPageBreak/>
-        <w:t xml:space="preserve">Event Viewer </w:t>
-      </w:r>
-    </w:p>
-    <w:p>
-      <w:r>
-        <w:t xml:space="preserve">SharePoint stores a limited amount of information in Event Viewer, but it is very useful for service-specific and ASP.Net errors. Generally, Windows services that run SharePoint, such as the SharePoint Timer or SharePoint Administration service, will show any startups or unexpected stops in the System Event log. </w:t>
+        <w:t xml:space="preserve">Usage logging </w:t>
+      </w:r>
+    </w:p>
+    <w:p>
+      <w:r>
+        <w:t xml:space="preserve">SharePoint records a variety of information to the Usage database. This database can be directly queried either through the tables or through the built-in views. </w:t>
       </w:r>
     </w:p>
     <w:p>
@@ -1864,12 +1741,12 @@
           <w:b/>
           <w:bCs/>
         </w:rPr>
-        <w:t xml:space="preserve">Usage logging </w:t>
-      </w:r>
-    </w:p>
-    <w:p>
-      <w:r>
-        <w:t xml:space="preserve">SharePoint records a variety of information to the Usage database. This database can be directly queried either through the tables or through the built-in views. </w:t>
+        <w:t xml:space="preserve">Health Analyzer </w:t>
+      </w:r>
+    </w:p>
+    <w:p>
+      <w:r>
+        <w:t xml:space="preserve">The built-in SharePoint Health Analyzer is a set of rules that run periodically via the SharePoint Timer Service. These rules detect various issues, such as SharePoint application pools recycling, databases with a large amount of free space, and other minor or major issues with the farm. </w:t>
       </w:r>
     </w:p>
     <w:p>
@@ -1884,26 +1761,6 @@
           <w:b/>
           <w:bCs/>
         </w:rPr>
-        <w:t xml:space="preserve">Health Analyzer </w:t>
-      </w:r>
-    </w:p>
-    <w:p>
-      <w:r>
-        <w:t xml:space="preserve">The built-in SharePoint Health Analyzer is a set of rules that run periodically via the SharePoint Timer Service. These rules detect various issues, such as SharePoint application pools recycling, databases with a large amount of free space, and other minor or major issues with the farm. </w:t>
-      </w:r>
-    </w:p>
-    <w:p>
-      <w:pPr>
-        <w:rPr>
-          <w:b/>
-          <w:bCs/>
-        </w:rPr>
-      </w:pPr>
-      <w:r>
-        <w:rPr>
-          <w:b/>
-          <w:bCs/>
-        </w:rPr>
         <w:t xml:space="preserve">Performance Monitor </w:t>
       </w:r>
     </w:p>
@@ -1922,7 +1779,11 @@
     </w:p>
     <w:p>
       <w:r>
-        <w:t>SharePoint Online does not have a dedicated audit log search. To find SharePoint-related events, use the unified audit log. However, keep in mind that unless you have an E5 license, the log retention period is just 90 days. Moreover, even if you do store older events, audit log searches can cover only the preceding 90 days. Therefore, to effectively monitor activity as required for security and regulatory compliance, consider auditing SharePoint Online and other Office 365 workloads with</w:t>
+        <w:t xml:space="preserve">SharePoint Online does not have a dedicated audit log search. To find SharePoint-related events, use the unified audit log. However, keep in mind that unless you have an E5 license, the log retention period is just 90 days. Moreover, even if you do store older events, audit log searches can cover only the preceding 90 days. Therefore, to effectively monitor activity </w:t>
+      </w:r>
+      <w:r>
+        <w:lastRenderedPageBreak/>
+        <w:t>as required for security and regulatory compliance, consider auditing SharePoint Online and other Office 365 workloads with</w:t>
       </w:r>
       <w:r>
         <w:t xml:space="preserve"> some purpose specific </w:t>
@@ -1959,7 +1820,6 @@
     </w:p>
     <w:p>
       <w:r>
-        <w:lastRenderedPageBreak/>
         <w:t xml:space="preserve">SharePoint Server provides built-in tools that enable you to perform full farm backups, site collection backups and granular backups of specific items. However, third-party solutions offer more advanced features and flexibility, such as backup scheduling. </w:t>
       </w:r>
     </w:p>
@@ -2037,6 +1897,7 @@
     </w:p>
     <w:p>
       <w:r>
+        <w:lastRenderedPageBreak/>
         <w:t xml:space="preserve">A solid recovery plan must include the following: </w:t>
       </w:r>
     </w:p>
@@ -2073,7 +1934,6 @@
         <w:ind w:left="1090"/>
       </w:pPr>
       <w:r>
-        <w:lastRenderedPageBreak/>
         <w:t xml:space="preserve">▪ After a recovery, it’s valuable to review the incident to identify the root cause of the </w:t>
       </w:r>
       <w:proofErr w:type="gramStart"/>
@@ -2214,7 +2074,11 @@
         <w:ind w:left="1450" w:firstLine="710"/>
       </w:pPr>
       <w:r>
-        <w:t xml:space="preserve">▪ Three-tier farm — One of the most common farm types, the three-tier farm consists of one web front end, one application server and one SQL Server. The web front end is simply a SharePoint Server that handles user traffic, while the application server is a SharePoint Server that handles most SharePoint services, such as Business Data Connectivity Services and the Managed Metadata Service. </w:t>
+        <w:t xml:space="preserve">▪ Three-tier farm — One of the most common farm types, the three-tier farm consists of one web front end, one application server and one SQL Server. The web front end is simply a SharePoint Server that handles user </w:t>
+      </w:r>
+      <w:r>
+        <w:lastRenderedPageBreak/>
+        <w:t xml:space="preserve">traffic, while the application server is a SharePoint Server that handles most SharePoint services, such as Business Data Connectivity Services and the Managed Metadata Service. </w:t>
       </w:r>
     </w:p>
     <w:p>
@@ -2240,11 +2104,7 @@
       </w:r>
       <w:proofErr w:type="spellEnd"/>
       <w:r>
-        <w:t xml:space="preserve"> farm — Servers are deployed with predefined roles (Distributed Cache, Front End, Application or Search), and the appropriate </w:t>
-      </w:r>
-      <w:r>
-        <w:lastRenderedPageBreak/>
-        <w:t xml:space="preserve">services are automatically provisioned. If services are started that do not comply with a server’s MinRole, that server will be considered out of compliance. For a high-availability MinRole farm, you need two SharePoint servers with each of the four roles. </w:t>
+        <w:t xml:space="preserve"> farm — Servers are deployed with predefined roles (Distributed Cache, Front End, Application or Search), and the appropriate services are automatically provisioned. If services are started that do not comply with a server’s MinRole, that server will be considered out of compliance. For a high-availability MinRole farm, you need two SharePoint servers with each of the four roles. </w:t>
       </w:r>
     </w:p>
     <w:p>
@@ -2336,6 +2196,7 @@
         <w:ind w:left="2160"/>
       </w:pPr>
       <w:r>
+        <w:lastRenderedPageBreak/>
         <w:t xml:space="preserve">▪ </w:t>
       </w:r>
       <w:proofErr w:type="spellStart"/>
@@ -2372,11 +2233,7 @@
         <w:ind w:left="1450"/>
       </w:pPr>
       <w:r>
-        <w:t xml:space="preserve">By default, child objects inherit permissions from their parent objects. For example, documents within a site inherit the permissions assigned to the site. However, administrators can break inheritance and customize </w:t>
-      </w:r>
-      <w:r>
-        <w:lastRenderedPageBreak/>
-        <w:t xml:space="preserve">permissions for specific objects. It is important to carefully manage permission inheritance in SharePoint to ensure that users have the appropriate level of access to the content they need, while also maintaining security and preventing unauthorized access. </w:t>
+        <w:t xml:space="preserve">By default, child objects inherit permissions from their parent objects. For example, documents within a site inherit the permissions assigned to the site. However, administrators can break inheritance and customize permissions for specific objects. It is important to carefully manage permission inheritance in SharePoint to ensure that users have the appropriate level of access to the content they need, while also maintaining security and preventing unauthorized access. </w:t>
       </w:r>
     </w:p>
     <w:p>
